--- a/交付成果/第三轮修订版/第三轮8周版/读书会01_禅修入门与基础_8周资料包（第三版修订）/Word版_20260922_2253/第3周_入出息念基础方法-取相点与安般十六步框架_学员版.docx
+++ b/交付成果/第三轮修订版/第三轮8周版/读书会01_禅修入门与基础_8周资料包（第三版修订）/Word版_20260922_2253/第3周_入出息念基础方法-取相点与安般十六步框架_学员版.docx
@@ -60,7 +60,7 @@
           <w:color w:val="999999"/>
           <w:sz w:val="17"/>
         </w:rPr>
-        <w:t>📅 最近更新：2026-09-22 22:34　|　8周版同步本次内容/格式修订：学员版清除主持人专属内容·去注释化·去存疑标记；录音材料按存疑表订正；第7周「日常姿势要点」依《校对整理稿》校对；插入 9 张课件原图</w:t>
+        <w:t>📅 最近更新：2026-09-22 23:44　|　第4周「三种远离」去 🔴 存疑标记（原文正确）；「马夫大尊者」订正为「罗睺罗尊者」</w:t>
       </w:r>
     </w:p>
     <w:p>
@@ -824,7 +824,7 @@
         <w:rPr>
           <w:sz w:val="21"/>
         </w:rPr>
-        <w:t>〔00:14:57〕佛陀呢，在中部《入出息念经》里面讲：诸比库，修习、多作入出息念，有大果报、有大利益。诸比库，修习、多作入出息念，能圆满四念处；修习、多作四念处，能圆满七觉支；修习、多作七觉支，能圆满明解脱。那这个在《大念处经》里面呢，佛陀是教导通过修入出息（念）直接证（得）阿拉汉的方法；《入出息念经》里面也是这样教导。第四个呢，是预知时至——佛陀呢，在教导他的儿子（罗睺罗尊者，原转写"马夫大尊者"，存疑）的时候呢，他讲说：如是修习、多作入出息念时，（你对）最后的入息、出息之灭，不是不知。</w:t>
+        <w:t>〔00:14:57〕佛陀呢，在中部《入出息念经》里面讲：诸比库，修习、多作入出息念，有大果报、有大利益。诸比库，修习、多作入出息念，能圆满四念处；修习、多作四念处，能圆满七觉支；修习、多作七觉支，能圆满明解脱。那这个在《大念处经》里面呢，佛陀是教导通过修入出息（念）直接证（得）阿拉汉的方法；《入出息念经》里面也是这样教导。第四个呢，是预知时至——佛陀呢，在教导他的儿子罗睺罗尊者的时候呢，他讲说：如是修习、多作入出息念时，（你对）最后的入息、出息之灭，不是不知。</w:t>
       </w:r>
     </w:p>
     <w:p>
